--- a/ReVal_利用手順書.docx
+++ b/ReVal_利用手順書.docx
@@ -260,7 +260,7 @@
         <w:spacing w:after="80"/>
       </w:pPr>
       <w:r>
-        <w:t xml:space="preserve">フォルダ内の「初回設定_APIキー.bat」をダブルクリック → メモ帳が開く → 鍵を貼って保存（Ctrl+S）。</w:t>
+        <w:t>フォルダ内の「Windows用_初回設定_APIキー.bat」をダブルクリック → メモ帳が開く → 鍵を貼って保存（Ctrl+S）。</w:t>
       </w:r>
     </w:p>
     <w:p>
@@ -299,7 +299,7 @@
         <w:spacing w:after="80"/>
       </w:pPr>
       <w:r>
-        <w:t xml:space="preserve">「ReVal自動読み取りを起動.bat」をダブルクリック → 黒い画面が出て、数秒でブラウザが開きます（localhost:5178）。</w:t>
+        <w:t>「Windows用_ReVal自動読み取りを起動.bat」をダブルクリック → 黒い画面が出て、数秒でブラウザが開きます（localhost:5178）。</w:t>
       </w:r>
     </w:p>
     <w:p>
@@ -871,7 +871,7 @@
         <w:spacing w:after="80"/>
       </w:pPr>
       <w:r>
-        <w:t xml:space="preserve">フォルダ内の「初回設定_APIキー.command」を 右クリック →「開く」→（確認が出たら）もう一度「開く」→ テキストエディタが開く → 鍵を貼って保存（⌘+S）。</w:t>
+        <w:t>フォルダ内の「Mac用_初回設定_APIキー.command」を 右クリック →「開く」→（確認が出たら）もう一度「開く」→ テキストエディタが開く → 鍵を貼って保存（⌘+S）。</w:t>
       </w:r>
     </w:p>
     <w:p>
@@ -910,7 +910,7 @@
         <w:spacing w:after="80"/>
       </w:pPr>
       <w:r>
-        <w:t xml:space="preserve">「ReVal自動読み取りを起動.command」を 右クリック →「開く」→（「開発元を確認できません」と出たら）もう一度「開く」。ターミナルが開き、数秒でブラウザが開きます（localhost:5178）。</w:t>
+        <w:t>「Mac用_ReVal自動読み取りを起動.command」を 右クリック →「開く」→（「開発元を確認できません」と出たら）もう一度「開く」。ターミナルが開き、数秒でブラウザが開きます（localhost:5178）。</w:t>
       </w:r>
     </w:p>
     <w:p>
